--- a/manuscript/discovery_revision_20261027/Cover_Letter_DRAFT.docx
+++ b/manuscript/discovery_revision_20261027/Cover_Letter_DRAFT.docx
@@ -58,7 +58,7 @@
         <w:pStyle w:val="BodyText"/>
       </w:pPr>
       <w:r>
-        <w:t xml:space="preserve">Controlled discovery experiments on the six development participants extend the component question to neural normalization and finite-sample adaptation. At the 20-label cap, fixed-normalization weight adaptation exceeded adaptive normalization by 1.50–1.91 points across two source-model regimes. The full support-budget profiles and strong-comparator outcomes are reported alongside these results. The engineering contribution is a matched-information analysis of where recalibration gains arise, supported by reproducible predictions, component controls and uncertainty estimates with participants as the independent units.</w:t>
+        <w:t xml:space="preserve">Controlled discovery experiments on the six development participants extend the component question to neural normalization and finite-sample adaptation. At the 20-label cap, fixed-normalization weight adaptation exceeded adaptive normalization by 1.50–1.91 points across two source-model regimes. The full support-budget profiles and strong-comparator outcomes are reported alongside these results. The engineering contribution is a matched-label component analysis of where recalibration gains arise, supported by reproducible predictions, component controls and uncertainty estimates with participants as the independent units.</w:t>
       </w:r>
     </w:p>
     <w:p>

--- a/manuscript/discovery_revision_20261027/Cover_Letter_DRAFT.docx
+++ b/manuscript/discovery_revision_20261027/Cover_Letter_DRAFT.docx
@@ -33,7 +33,7 @@
         <w:t xml:space="preserve">“</w:t>
       </w:r>
       <w:r>
-        <w:t xml:space="preserve">Spatial-filter refitting improves limited-label EEG decoding beyond classifier recalibration,</w:t>
+        <w:t xml:space="preserve">Matched-label analysis identifies spatial refitting and alignment gains in motor-imagery EEG,</w:t>
       </w:r>
       <w:r>
         <w:t xml:space="preserve">”</w:t>
@@ -58,7 +58,15 @@
         <w:pStyle w:val="BodyText"/>
       </w:pPr>
       <w:r>
-        <w:t xml:space="preserve">Controlled discovery experiments on the six development participants extend the component question to neural normalization and finite-sample adaptation. At the 20-label cap, fixed-normalization weight adaptation exceeded adaptive normalization by 1.50–1.91 points across two source-model regimes. The full support-budget profiles and strong-comparator outcomes are reported alongside these results. The engineering contribution is a matched-label component analysis of where recalibration gains arise, supported by reproducible predictions, component controls and uncertainty estimates with participants as the independent units.</w:t>
+        <w:t xml:space="preserve">A fixed external comparison in nine BNCI2014-001 participants added support-only Euclidean alignment. Full refitting and classifier-only recalibration were close (+0.19 points; 95% interval −1.85 to 2.13); EA-CSP improved on full refitting by 5.65 points (3.15–8.70; Holm-adjusted p=0.01172), with positive differences in all nine participants. The contrast separates spatial refitting from alignment under identical target labels.</w:t>
+      </w:r>
+    </w:p>
+    <w:p>
+      <w:pPr>
+        <w:pStyle w:val="BodyText"/>
+      </w:pPr>
+      <w:r>
+        <w:t xml:space="preserve">Controlled discovery experiments on the six development participants extend the component question to neural normalization and finite-sample adaptation. At the 20-label cap, fixed-normalization weight adaptation was higher than adaptive normalization by 1.50–1.91 points across two source-model regimes. The full support-budget profiles and strong-comparator outcomes are reported alongside these results. The engineering contribution is a matched-label component analysis of where recalibration gains arise, supported by reproducible predictions, component controls and uncertainty estimates with participants as the independent units.</w:t>
       </w:r>
     </w:p>
     <w:p>

--- a/manuscript/discovery_revision_20261027/Cover_Letter_DRAFT.docx
+++ b/manuscript/discovery_revision_20261027/Cover_Letter_DRAFT.docx
@@ -50,7 +50,7 @@
         <w:pStyle w:val="BodyText"/>
       </w:pPr>
       <w:r>
-        <w:t xml:space="preserve">The study addresses a practical biosignal-processing question: with approximately 20 labels from a new recording session, what additional value comes from relearning the spatial representation after the classifier has already been recalibrated using those same labels? In the predefined 12-participant cohort, full common-spatial-pattern/linear-discriminant-analysis refitting added 5.47 percentage points of balanced accuracy beyond classifier-only recalibration (95% participant-bootstrap interval 2.17–8.91). It accounted for 73.7% of the total mean improvement over frozen decoding. Trial-level prediction transitions and longitudinal participant analyses explain this component contribution.</w:t>
+        <w:t xml:space="preserve">The study quantifies the additional value of spatial refitting and support-only alignment when a new recording session provides approximately 20 labels. In the predefined 12-participant cohort, full common-spatial-pattern/linear-discriminant-analysis refitting added 5.47 percentage points of balanced accuracy beyond classifier-only recalibration (95% participant-bootstrap interval 2.17–8.91). It accounted for 73.7% of the total mean improvement over frozen decoding. Trial-level prediction transitions and longitudinal participant analyses explain this component contribution.</w:t>
       </w:r>
     </w:p>
     <w:p>
@@ -58,7 +58,7 @@
         <w:pStyle w:val="BodyText"/>
       </w:pPr>
       <w:r>
-        <w:t xml:space="preserve">A fixed external comparison in nine BNCI2014-001 participants added support-only Euclidean alignment. Full refitting and classifier-only recalibration were close (+0.19 points; 95% interval −1.85 to 2.13); EA-CSP improved on full refitting by 5.65 points (3.15–8.70; Holm-adjusted p=0.01172), with positive differences in all nine participants. The contrast separates spatial refitting from alignment under identical target labels.</w:t>
+        <w:t xml:space="preserve">In the fixed nine-participant BNCI2014-001 comparison, support-only EA-CSP improved on full refitting by 5.65 points (3.15–8.70; Holm-adjusted p=0.01172), with positive differences in all nine participants. Full refitting and classifier-only recalibration differed by +0.19 points (95% interval −1.85 to 2.13). The matched target labels make the additional alignment contribution directly measurable.</w:t>
       </w:r>
     </w:p>
     <w:p>
@@ -66,7 +66,7 @@
         <w:pStyle w:val="BodyText"/>
       </w:pPr>
       <w:r>
-        <w:t xml:space="preserve">Controlled discovery experiments on the six development participants extend the component question to neural normalization and finite-sample adaptation. At the 20-label cap, fixed-normalization weight adaptation was higher than adaptive normalization by 1.50–1.91 points across two source-model regimes. The full support-budget profiles and strong-comparator outcomes are reported alongside these results. The engineering contribution is a matched-label component analysis of where recalibration gains arise, supported by reproducible predictions, component controls and uncertainty estimates with participants as the independent units.</w:t>
+        <w:t xml:space="preserve">Controlled discovery experiments on the six development participants extend the component question to neural normalization and finite-sample adaptation. At the 20-label cap, weight adaptation with fixed source normalization achieved 1.50–1.91 points higher BA than adaptive normalization across two source-model regimes. The full support-budget profiles and strong-comparator outcomes are reported alongside these results. The engineering contribution is a matched-label component analysis of where recalibration gains arise, supported by reproducible predictions, component controls and uncertainty estimates with participants as the independent units.</w:t>
       </w:r>
     </w:p>
     <w:p>
@@ -92,7 +92,7 @@
         <w:t xml:space="preserve"> </w:t>
       </w:r>
       <w:r>
-        <w:t xml:space="preserve">confirmation that this new version is approved for submission and is not under consideration elsewhere, including the disposition of the earlier PLOS ONE record PONE-D-26-52050. At least five suitable reviewer suggestions must be supplied separately; no reviewer identities or contact details are invented here.</w:t>
+        <w:t xml:space="preserve">confirmation that this new version is approved for submission and is not under consideration elsewhere, including the disposition of the earlier PLOS ONE record PONE-D-26-52050. At least five suitable reviewer suggestions must be supplied separately.</w:t>
       </w:r>
     </w:p>
     <w:p>

--- a/manuscript/discovery_revision_20261027/Cover_Letter_DRAFT.docx
+++ b/manuscript/discovery_revision_20261027/Cover_Letter_DRAFT.docx
@@ -5,9 +5,18 @@
     <w:bookmarkStart w:id="20" w:name="cover-letter-author-review-draft"/>
     <w:p>
       <w:pPr>
-        <w:pStyle w:val="Heading1"/>
-      </w:pPr>
-      <w:r>
+        <w:pStyle w:val="Title"/>
+        <w:keepNext/>
+        <w:keepLines/>
+        <w:spacing w:before="480" w:after="0"/>
+      </w:pPr>
+      <w:r>
+        <w:rPr>
+          <w:rFonts w:ascii="Calibri" w:hAnsi="Calibri"/>
+          <w:b/>
+          <w:color w:val="000000"/>
+          <w:sz w:val="32"/>
+        </w:rPr>
         <w:t xml:space="preserve">Cover letter — author-review draft</w:t>
       </w:r>
     </w:p>
@@ -58,7 +67,7 @@
         <w:pStyle w:val="BodyText"/>
       </w:pPr>
       <w:r>
-        <w:t xml:space="preserve">In the fixed nine-participant BNCI2014-001 comparison, support-only EA-CSP improved on full refitting by 5.65 points (3.15–8.70; Holm-adjusted p=0.01172), with positive differences in all nine participants. Full refitting and classifier-only recalibration differed by +0.19 points (95% interval −1.85 to 2.13). The matched target labels make the additional alignment contribution directly measurable.</w:t>
+        <w:t xml:space="preserve">In the secondary comparison in nine BNCI2014-001 participants, support-only EA-CSP improved on full refitting by 5.65 points (3.15–8.70; Holm-adjusted p=0.01172), with positive differences in all nine participants. Full refitting and classifier-only recalibration differed by +0.19 points (95% interval −1.85 to 2.13).</w:t>
       </w:r>
     </w:p>
     <w:p>
@@ -66,7 +75,7 @@
         <w:pStyle w:val="BodyText"/>
       </w:pPr>
       <w:r>
-        <w:t xml:space="preserve">Controlled discovery experiments on the six development participants extend the component question to neural normalization and finite-sample adaptation. At the 20-label cap, weight adaptation with fixed source normalization achieved 1.50–1.91 points higher BA than adaptive normalization across two source-model regimes. The full support-budget profiles and strong-comparator outcomes are reported alongside these results. The engineering contribution is a matched-label component analysis of where recalibration gains arise, supported by reproducible predictions, component controls and uncertainty estimates with participants as the independent units.</w:t>
+        <w:t xml:space="preserve">Exploratory experiments in the six development participants extended the comparison to neural normalization. At the 20-label cap, weight adaptation with fixed source normalization achieved 1.50–1.91 percentage points higher balanced accuracy than adaptive normalization across two source-model regimes. The complete budget profiles show how this effect varies with calibration size.</w:t>
       </w:r>
     </w:p>
     <w:p>
